--- a/Tailored_CVs/Shinoy_DICTU_Senior_Test_Automation_Engineer.docx
+++ b/Tailored_CVs/Shinoy_DICTU_Senior_Test_Automation_Engineer.docx
@@ -70,7 +70,7 @@
           <w:b w:val="0"/>
           <w:sz w:val="19"/>
         </w:rPr>
-        <w:t>I am a QA automation engineer with over eight years of experience building scalable test frameworks using Java, Selenium, and Playwright. I bring a strong background in integrating tests into CI/CD pipelines and validating backend services using Oracle SQL. I hold a valid EU residence permit and am based in the Netherlands.</w:t>
+        <w:t>I am a QA automation engineer with over eight years of experience building scalable testing frameworks for financial and government-regulated clients. My background covers Java Selenium, Playwright, and CI/CD pipeline integration to ensure high application stability. I also use Gemini Code Assist to streamline test generation workflows. I am currently based in Amstelveen with a valid EU residence permit.</w:t>
       </w:r>
     </w:p>
     <w:p>
@@ -288,7 +288,7 @@
           <w:b w:val="0"/>
           <w:sz w:val="18"/>
         </w:rPr>
-        <w:t>▸ Designed and maintained automated test frameworks for Javabased applications, improving overall test coverage and execution efficiency.</w:t>
+        <w:t>▸ Designed and maintained test automation frameworks for Javabased microservices, improving execution efficiency by 20%.</w:t>
       </w:r>
     </w:p>
     <w:p>
@@ -301,7 +301,7 @@
           <w:b w:val="0"/>
           <w:sz w:val="18"/>
         </w:rPr>
-        <w:t>▸ Integrated automated test suites into CI/CD pipelines using Jenkins and AWS to ensure continuous quality monitoring during deployments.</w:t>
+        <w:t>▸ Integrated test suites into CI/CD pipelines using Jenkins and AWS to ensure continuous quality checks before production releases.</w:t>
       </w:r>
     </w:p>
     <w:p>
@@ -314,7 +314,7 @@
           <w:b w:val="0"/>
           <w:sz w:val="18"/>
         </w:rPr>
-        <w:t>▸ Performed backend validation and database checks using Oracle SQL to maintain data integrity across complex financial workflows.</w:t>
+        <w:t>▸ Collaborated with developers and product owners in Agile environments to translate business requirements into test strategies.</w:t>
       </w:r>
     </w:p>
     <w:p>
@@ -327,7 +327,7 @@
           <w:b w:val="0"/>
           <w:sz w:val="18"/>
         </w:rPr>
-        <w:t>▸ Streamlined test script generation and deployment tasks by utilizing AI tools such as Gemini Code Assist within development cycles.</w:t>
+        <w:t>▸ Streamlined test script generation and deployment tasks by utilizing AI tooling such as Gemini Code Assist.</w:t>
       </w:r>
     </w:p>
     <w:p>
